--- a/samples/academic_report_latest.docx
+++ b/samples/academic_report_latest.docx
@@ -403,7 +403,7 @@
                 <w:rFonts w:ascii="IBM Plex Sans Arabic" w:hAnsi="IBM Plex Sans Arabic" w:cs="IBM Plex Sans Arabic"/>
                 <w:rtl/>
               </w:rPr>
-              <w:t>2026-07-23</w:t>
+              <w:t>2026-07-29</w:t>
             </w:r>
           </w:p>
         </w:tc>
@@ -1464,7 +1464,7 @@
           <w:rFonts w:ascii="IBM Plex Sans Arabic" w:hAnsi="IBM Plex Sans Arabic" w:cs="IBM Plex Sans Arabic"/>
           <w:rtl/>
         </w:rPr>
-        <w:t>UN Comtrade إلى واردات بنحو 9 ملايين دولار (‏2023‏) تحت الرمز المرصود 040510،</w:t>
+        <w:t>UN Comtrade إلى واردات بنحو 9 ملايين دولار (‏2023‏) تحت الرمز المرصود 040510</w:t>
       </w:r>
     </w:p>
     <w:p>
